--- a/Data/Heart_Disease_Report_Updated_3.docx
+++ b/Data/Heart_Disease_Report_Updated_3.docx
@@ -3857,6 +3857,11 @@
     </w:p>
     <w:p>
       <w:pPr>
+        <w:spacing w:before="60" w:after="60"/>
+      </w:pPr>
+    </w:p>
+    <w:p>
+      <w:pPr>
         <w:pStyle w:val="Heading2"/>
       </w:pPr>
       <w:r>
@@ -4360,13 +4365,22 @@
       <w:pPr>
         <w:spacing w:before="60" w:after="60"/>
         <w:jc w:val="both"/>
-      </w:pPr>
-      <w:r>
         <w:rPr>
           <w:color w:val="222222"/>
         </w:rPr>
+      </w:pPr>
+      <w:r>
+        <w:rPr>
+          <w:color w:val="222222"/>
+        </w:rPr>
         <w:t>14 out of 21 features selected by RFECV (RF scout): Age, Gender, Chest pain type, BP, Cholesterol, EKG results, Max HR, Exercise angina, ST depression, Slope of ST, Number of vessels fluro, Thallium, work_type_Private, smoking_status_smokes. (Dropped: FBS over 120, work_type_Govt_job, work_type_Self-employed, work_type_Unknown, smoking_status_Unknown, smoking_status_formerly smoked, smoking_status_never smoked)</w:t>
       </w:r>
+    </w:p>
+    <w:p>
+      <w:pPr>
+        <w:spacing w:before="60" w:after="60"/>
+        <w:jc w:val="both"/>
+      </w:pPr>
     </w:p>
     <w:p>
       <w:pPr>
@@ -4506,11 +4520,21 @@
     </w:p>
     <w:p>
       <w:pPr>
+        <w:spacing w:before="60" w:after="60"/>
+      </w:pPr>
+    </w:p>
+    <w:p>
+      <w:pPr>
         <w:pStyle w:val="Heading2"/>
       </w:pPr>
       <w:r>
-        <w:t>4.5 XGBoost</w:t>
-      </w:r>
+        <w:t xml:space="preserve">4.5 </w:t>
+      </w:r>
+      <w:proofErr w:type="spellStart"/>
+      <w:r>
+        <w:t>XGBoost</w:t>
+      </w:r>
+      <w:proofErr w:type="spellEnd"/>
     </w:p>
     <w:p>
       <w:pPr>
@@ -4527,11 +4551,13 @@
     <w:p>
       <w:pPr>
         <w:spacing w:before="60" w:after="60"/>
-      </w:pPr>
-    </w:p>
-    <w:p>
-      <w:pPr>
-        <w:spacing w:before="200" w:after="80"/>
+        <w:jc w:val="both"/>
+      </w:pPr>
+    </w:p>
+    <w:p>
+      <w:pPr>
+        <w:spacing w:before="60" w:after="60"/>
+        <w:jc w:val="both"/>
       </w:pPr>
       <w:r>
         <w:rPr>
@@ -4774,13 +4800,40 @@
       <w:pPr>
         <w:spacing w:before="60" w:after="60"/>
         <w:jc w:val="both"/>
-      </w:pPr>
-      <w:r>
         <w:rPr>
           <w:color w:val="222222"/>
         </w:rPr>
+      </w:pPr>
+      <w:r>
+        <w:rPr>
+          <w:color w:val="222222"/>
+        </w:rPr>
         <w:t>14 out of 21 features selected by RFECV (RF scout): Age, Gender, Chest pain type, BP, Cholesterol, EKG results, Max HR, Exercise angina, ST depression, Slope of ST, Number of vessels fluro, Thallium, work_type_Private, smoking_status_smokes. (Dropped: FBS over 120, work_type_Govt_job, work_type_Self-employed, work_type_Unknown, smoking_status_Unknown, smoking_status_formerly smoked, smoking_status_never smoked)</w:t>
       </w:r>
+    </w:p>
+    <w:p>
+      <w:pPr>
+        <w:spacing w:before="60" w:after="60"/>
+        <w:jc w:val="both"/>
+        <w:rPr>
+          <w:color w:val="222222"/>
+        </w:rPr>
+      </w:pPr>
+    </w:p>
+    <w:p>
+      <w:pPr>
+        <w:spacing w:before="60" w:after="60"/>
+        <w:jc w:val="both"/>
+        <w:rPr>
+          <w:color w:val="222222"/>
+        </w:rPr>
+      </w:pPr>
+    </w:p>
+    <w:p>
+      <w:pPr>
+        <w:spacing w:before="60" w:after="60"/>
+        <w:jc w:val="both"/>
+      </w:pPr>
     </w:p>
     <w:p>
       <w:pPr>
@@ -7560,6 +7613,11 @@
     </w:p>
     <w:p>
       <w:pPr>
+        <w:spacing w:before="40" w:after="40"/>
+      </w:pPr>
+    </w:p>
+    <w:p>
+      <w:pPr>
         <w:spacing w:before="60" w:after="60"/>
       </w:pPr>
     </w:p>
@@ -7862,12 +7920,7 @@
           </w:tcPr>
           <w:p>
             <w:r>
-              <w:rPr>
-                <w:color w:val="222222"/>
-                <w:sz w:val="20"/>
-                <w:szCs w:val="20"/>
-              </w:rPr>
-              <w:t>[Student Name 1]</w:t>
+              <w:t>William Mounir</w:t>
             </w:r>
           </w:p>
         </w:tc>
@@ -7891,12 +7944,7 @@
           </w:tcPr>
           <w:p>
             <w:r>
-              <w:rPr>
-                <w:color w:val="222222"/>
-                <w:sz w:val="20"/>
-                <w:szCs w:val="20"/>
-              </w:rPr>
-              <w:t>[ID 1]</w:t>
+              <w:t>20241700975</w:t>
             </w:r>
           </w:p>
         </w:tc>
@@ -7954,12 +8002,7 @@
           </w:tcPr>
           <w:p>
             <w:r>
-              <w:rPr>
-                <w:color w:val="222222"/>
-                <w:sz w:val="20"/>
-                <w:szCs w:val="20"/>
-              </w:rPr>
-              <w:t>[Student Name 2]</w:t>
+              <w:t>Joseph Osama</w:t>
             </w:r>
           </w:p>
         </w:tc>
@@ -7983,12 +8026,7 @@
           </w:tcPr>
           <w:p>
             <w:r>
-              <w:rPr>
-                <w:color w:val="222222"/>
-                <w:sz w:val="20"/>
-                <w:szCs w:val="20"/>
-              </w:rPr>
-              <w:t>[ID 2]</w:t>
+              <w:t>20241700226</w:t>
             </w:r>
           </w:p>
         </w:tc>
@@ -8046,12 +8084,7 @@
           </w:tcPr>
           <w:p>
             <w:r>
-              <w:rPr>
-                <w:color w:val="222222"/>
-                <w:sz w:val="20"/>
-                <w:szCs w:val="20"/>
-              </w:rPr>
-              <w:t>[Student Name 3]</w:t>
+              <w:t>Yassa Karam</w:t>
             </w:r>
           </w:p>
         </w:tc>
@@ -8075,12 +8108,7 @@
           </w:tcPr>
           <w:p>
             <w:r>
-              <w:rPr>
-                <w:color w:val="222222"/>
-                <w:sz w:val="20"/>
-                <w:szCs w:val="20"/>
-              </w:rPr>
-              <w:t>[ID 3]</w:t>
+              <w:t>20241700993</w:t>
             </w:r>
           </w:p>
         </w:tc>
@@ -8138,12 +8166,7 @@
           </w:tcPr>
           <w:p>
             <w:r>
-              <w:rPr>
-                <w:color w:val="222222"/>
-                <w:sz w:val="20"/>
-                <w:szCs w:val="20"/>
-              </w:rPr>
-              <w:t>[Student Name 4]</w:t>
+              <w:t>Mahera Modathar</w:t>
             </w:r>
           </w:p>
         </w:tc>
@@ -8167,12 +8190,287 @@
           </w:tcPr>
           <w:p>
             <w:r>
-              <w:rPr>
-                <w:color w:val="222222"/>
-                <w:sz w:val="20"/>
-                <w:szCs w:val="20"/>
-              </w:rPr>
-              <w:t>[ID 4]</w:t>
+              <w:t>20241700899</w:t>
+            </w:r>
+          </w:p>
+        </w:tc>
+      </w:tr>
+      <w:tr>
+        <w:tc>
+          <w:tcPr>
+            <w:tcW w:w="800" w:type="dxa"/>
+            <w:tcBorders>
+              <w:top w:val="single" w:sz="1" w:space="0" w:color="CCCCCC"/>
+              <w:left w:val="single" w:sz="1" w:space="0" w:color="CCCCCC"/>
+              <w:bottom w:val="single" w:sz="1" w:space="0" w:color="CCCCCC"/>
+              <w:right w:val="single" w:sz="1" w:space="0" w:color="CCCCCC"/>
+            </w:tcBorders>
+            <w:tcMar>
+              <w:top w:w="80" w:type="dxa"/>
+              <w:left w:w="120" w:type="dxa"/>
+              <w:bottom w:w="80" w:type="dxa"/>
+              <w:right w:w="120" w:type="dxa"/>
+            </w:tcMar>
+            <w:vAlign w:val="center"/>
+          </w:tcPr>
+          <w:p>
+            <w:pPr>
+              <w:jc w:val="center"/>
+              <w:rPr>
+                <w:color w:val="222222"/>
+                <w:sz w:val="20"/>
+                <w:szCs w:val="20"/>
+              </w:rPr>
+            </w:pPr>
+            <w:r>
+              <w:rPr>
+                <w:color w:val="222222"/>
+                <w:sz w:val="20"/>
+                <w:szCs w:val="20"/>
+              </w:rPr>
+              <w:t>5</w:t>
+            </w:r>
+          </w:p>
+        </w:tc>
+        <w:tc>
+          <w:tcPr>
+            <w:tcW w:w="4060" w:type="dxa"/>
+            <w:tcBorders>
+              <w:top w:val="single" w:sz="1" w:space="0" w:color="CCCCCC"/>
+              <w:left w:val="single" w:sz="1" w:space="0" w:color="CCCCCC"/>
+              <w:bottom w:val="single" w:sz="1" w:space="0" w:color="CCCCCC"/>
+              <w:right w:val="single" w:sz="1" w:space="0" w:color="CCCCCC"/>
+            </w:tcBorders>
+            <w:tcMar>
+              <w:top w:w="80" w:type="dxa"/>
+              <w:left w:w="120" w:type="dxa"/>
+              <w:bottom w:w="80" w:type="dxa"/>
+              <w:right w:w="120" w:type="dxa"/>
+            </w:tcMar>
+            <w:vAlign w:val="center"/>
+          </w:tcPr>
+          <w:p>
+            <w:pPr>
+              <w:rPr>
+                <w:color w:val="222222"/>
+                <w:sz w:val="20"/>
+                <w:szCs w:val="20"/>
+              </w:rPr>
+            </w:pPr>
+            <w:r>
+              <w:t>Marco</w:t>
+            </w:r>
+            <w:r>
+              <w:rPr>
+                <w:color w:val="222222"/>
+                <w:sz w:val="20"/>
+                <w:szCs w:val="20"/>
+              </w:rPr>
+              <w:t xml:space="preserve"> </w:t>
+            </w:r>
+            <w:r>
+              <w:t>Ehab</w:t>
+            </w:r>
+          </w:p>
+        </w:tc>
+        <w:tc>
+          <w:tcPr>
+            <w:tcW w:w="4000" w:type="dxa"/>
+            <w:tcBorders>
+              <w:top w:val="single" w:sz="1" w:space="0" w:color="CCCCCC"/>
+              <w:left w:val="single" w:sz="1" w:space="0" w:color="CCCCCC"/>
+              <w:bottom w:val="single" w:sz="1" w:space="0" w:color="CCCCCC"/>
+              <w:right w:val="single" w:sz="1" w:space="0" w:color="CCCCCC"/>
+            </w:tcBorders>
+            <w:tcMar>
+              <w:top w:w="80" w:type="dxa"/>
+              <w:left w:w="120" w:type="dxa"/>
+              <w:bottom w:w="80" w:type="dxa"/>
+              <w:right w:w="120" w:type="dxa"/>
+            </w:tcMar>
+            <w:vAlign w:val="center"/>
+          </w:tcPr>
+          <w:p>
+            <w:pPr>
+              <w:rPr>
+                <w:color w:val="222222"/>
+                <w:sz w:val="20"/>
+                <w:szCs w:val="20"/>
+              </w:rPr>
+            </w:pPr>
+            <w:r>
+              <w:t>20241701093</w:t>
+            </w:r>
+          </w:p>
+        </w:tc>
+      </w:tr>
+      <w:tr>
+        <w:tc>
+          <w:tcPr>
+            <w:tcW w:w="800" w:type="dxa"/>
+            <w:tcBorders>
+              <w:top w:val="single" w:sz="1" w:space="0" w:color="CCCCCC"/>
+              <w:left w:val="single" w:sz="1" w:space="0" w:color="CCCCCC"/>
+              <w:bottom w:val="single" w:sz="1" w:space="0" w:color="CCCCCC"/>
+              <w:right w:val="single" w:sz="1" w:space="0" w:color="CCCCCC"/>
+            </w:tcBorders>
+            <w:shd w:val="clear" w:color="auto" w:fill="EBF3FB"/>
+            <w:tcMar>
+              <w:top w:w="80" w:type="dxa"/>
+              <w:left w:w="120" w:type="dxa"/>
+              <w:bottom w:w="80" w:type="dxa"/>
+              <w:right w:w="120" w:type="dxa"/>
+            </w:tcMar>
+            <w:vAlign w:val="center"/>
+          </w:tcPr>
+          <w:p>
+            <w:pPr>
+              <w:jc w:val="center"/>
+              <w:rPr>
+                <w:color w:val="222222"/>
+                <w:sz w:val="20"/>
+                <w:szCs w:val="20"/>
+              </w:rPr>
+            </w:pPr>
+            <w:r>
+              <w:rPr>
+                <w:color w:val="222222"/>
+                <w:sz w:val="20"/>
+                <w:szCs w:val="20"/>
+              </w:rPr>
+              <w:t>6</w:t>
+            </w:r>
+          </w:p>
+        </w:tc>
+        <w:tc>
+          <w:tcPr>
+            <w:tcW w:w="4060" w:type="dxa"/>
+            <w:tcBorders>
+              <w:top w:val="single" w:sz="1" w:space="0" w:color="CCCCCC"/>
+              <w:left w:val="single" w:sz="1" w:space="0" w:color="CCCCCC"/>
+              <w:bottom w:val="single" w:sz="1" w:space="0" w:color="CCCCCC"/>
+              <w:right w:val="single" w:sz="1" w:space="0" w:color="CCCCCC"/>
+            </w:tcBorders>
+            <w:shd w:val="clear" w:color="auto" w:fill="EBF3FB"/>
+            <w:tcMar>
+              <w:top w:w="80" w:type="dxa"/>
+              <w:left w:w="120" w:type="dxa"/>
+              <w:bottom w:w="80" w:type="dxa"/>
+              <w:right w:w="120" w:type="dxa"/>
+            </w:tcMar>
+            <w:vAlign w:val="center"/>
+          </w:tcPr>
+          <w:p>
+            <w:r>
+              <w:t>Mark Sedky</w:t>
+            </w:r>
+          </w:p>
+        </w:tc>
+        <w:tc>
+          <w:tcPr>
+            <w:tcW w:w="4000" w:type="dxa"/>
+            <w:tcBorders>
+              <w:top w:val="single" w:sz="1" w:space="0" w:color="CCCCCC"/>
+              <w:left w:val="single" w:sz="1" w:space="0" w:color="CCCCCC"/>
+              <w:bottom w:val="single" w:sz="1" w:space="0" w:color="CCCCCC"/>
+              <w:right w:val="single" w:sz="1" w:space="0" w:color="CCCCCC"/>
+            </w:tcBorders>
+            <w:shd w:val="clear" w:color="auto" w:fill="EBF3FB"/>
+            <w:tcMar>
+              <w:top w:w="80" w:type="dxa"/>
+              <w:left w:w="120" w:type="dxa"/>
+              <w:bottom w:w="80" w:type="dxa"/>
+              <w:right w:w="120" w:type="dxa"/>
+            </w:tcMar>
+            <w:vAlign w:val="center"/>
+          </w:tcPr>
+          <w:p>
+            <w:r>
+              <w:t>20241700663</w:t>
+            </w:r>
+          </w:p>
+        </w:tc>
+      </w:tr>
+      <w:tr>
+        <w:tc>
+          <w:tcPr>
+            <w:tcW w:w="800" w:type="dxa"/>
+            <w:tcBorders>
+              <w:top w:val="single" w:sz="1" w:space="0" w:color="CCCCCC"/>
+              <w:left w:val="single" w:sz="1" w:space="0" w:color="CCCCCC"/>
+              <w:bottom w:val="single" w:sz="1" w:space="0" w:color="CCCCCC"/>
+              <w:right w:val="single" w:sz="1" w:space="0" w:color="CCCCCC"/>
+            </w:tcBorders>
+            <w:tcMar>
+              <w:top w:w="80" w:type="dxa"/>
+              <w:left w:w="120" w:type="dxa"/>
+              <w:bottom w:w="80" w:type="dxa"/>
+              <w:right w:w="120" w:type="dxa"/>
+            </w:tcMar>
+            <w:vAlign w:val="center"/>
+          </w:tcPr>
+          <w:p>
+            <w:pPr>
+              <w:jc w:val="center"/>
+              <w:rPr>
+                <w:color w:val="222222"/>
+                <w:sz w:val="20"/>
+                <w:szCs w:val="20"/>
+              </w:rPr>
+            </w:pPr>
+            <w:r>
+              <w:rPr>
+                <w:color w:val="222222"/>
+                <w:sz w:val="20"/>
+                <w:szCs w:val="20"/>
+              </w:rPr>
+              <w:t>7</w:t>
+            </w:r>
+          </w:p>
+        </w:tc>
+        <w:tc>
+          <w:tcPr>
+            <w:tcW w:w="4060" w:type="dxa"/>
+            <w:tcBorders>
+              <w:top w:val="single" w:sz="1" w:space="0" w:color="CCCCCC"/>
+              <w:left w:val="single" w:sz="1" w:space="0" w:color="CCCCCC"/>
+              <w:bottom w:val="single" w:sz="1" w:space="0" w:color="CCCCCC"/>
+              <w:right w:val="single" w:sz="1" w:space="0" w:color="CCCCCC"/>
+            </w:tcBorders>
+            <w:tcMar>
+              <w:top w:w="80" w:type="dxa"/>
+              <w:left w:w="120" w:type="dxa"/>
+              <w:bottom w:w="80" w:type="dxa"/>
+              <w:right w:w="120" w:type="dxa"/>
+            </w:tcMar>
+            <w:vAlign w:val="center"/>
+          </w:tcPr>
+          <w:p>
+            <w:r>
+              <w:t>Hany Maged</w:t>
+            </w:r>
+          </w:p>
+        </w:tc>
+        <w:tc>
+          <w:tcPr>
+            <w:tcW w:w="4000" w:type="dxa"/>
+            <w:tcBorders>
+              <w:top w:val="single" w:sz="1" w:space="0" w:color="CCCCCC"/>
+              <w:left w:val="single" w:sz="1" w:space="0" w:color="CCCCCC"/>
+              <w:bottom w:val="single" w:sz="1" w:space="0" w:color="CCCCCC"/>
+              <w:right w:val="single" w:sz="1" w:space="0" w:color="CCCCCC"/>
+            </w:tcBorders>
+            <w:tcMar>
+              <w:top w:w="80" w:type="dxa"/>
+              <w:left w:w="120" w:type="dxa"/>
+              <w:bottom w:w="80" w:type="dxa"/>
+              <w:right w:w="120" w:type="dxa"/>
+            </w:tcMar>
+            <w:vAlign w:val="center"/>
+          </w:tcPr>
+          <w:p>
+            <w:r>
+              <w:t>20241700959</w:t>
             </w:r>
           </w:p>
         </w:tc>

--- a/Data/Heart_Disease_Report_Updated_3.docx
+++ b/Data/Heart_Disease_Report_Updated_3.docx
@@ -5920,23 +5920,23 @@
               <w:bottom w:val="single" w:sz="1" w:space="0" w:color="CCCCCC"/>
               <w:right w:val="single" w:sz="1" w:space="0" w:color="CCCCCC"/>
             </w:tcBorders>
-            <w:shd w:val="clear" w:color="auto" w:fill="EBF3FB"/>
-            <w:tcMar>
-              <w:top w:w="80" w:type="dxa"/>
-              <w:left w:w="120" w:type="dxa"/>
-              <w:bottom w:w="80" w:type="dxa"/>
-              <w:right w:w="120" w:type="dxa"/>
-            </w:tcMar>
-            <w:vAlign w:val="center"/>
-          </w:tcPr>
-          <w:p>
-            <w:r>
-              <w:rPr>
-                <w:color w:val="222222"/>
-                <w:sz w:val="20"/>
-                <w:szCs w:val="20"/>
-              </w:rPr>
-              <w:t>XGBoost</w:t>
+            <w:shd w:val="clear" w:color="auto" w:fill="FFFFFF"/>
+            <w:tcMar>
+              <w:top w:w="80" w:type="dxa"/>
+              <w:left w:w="120" w:type="dxa"/>
+              <w:bottom w:w="80" w:type="dxa"/>
+              <w:right w:w="120" w:type="dxa"/>
+            </w:tcMar>
+            <w:vAlign w:val="center"/>
+          </w:tcPr>
+          <w:p>
+            <w:r>
+              <w:rPr>
+                <w:color w:val="222222"/>
+                <w:sz w:val="20"/>
+                <w:szCs w:val="20"/>
+              </w:rPr>
+              <w:t>LR + RFECV</w:t>
             </w:r>
           </w:p>
         </w:tc>
@@ -5949,26 +5949,26 @@
               <w:bottom w:val="single" w:sz="1" w:space="0" w:color="CCCCCC"/>
               <w:right w:val="single" w:sz="1" w:space="0" w:color="CCCCCC"/>
             </w:tcBorders>
-            <w:shd w:val="clear" w:color="auto" w:fill="EBF3FB"/>
-            <w:tcMar>
-              <w:top w:w="80" w:type="dxa"/>
-              <w:left w:w="120" w:type="dxa"/>
-              <w:bottom w:w="80" w:type="dxa"/>
-              <w:right w:w="120" w:type="dxa"/>
-            </w:tcMar>
-            <w:vAlign w:val="center"/>
-          </w:tcPr>
-          <w:p>
-            <w:pPr>
-              <w:jc w:val="center"/>
-            </w:pPr>
-            <w:r>
-              <w:rPr>
-                <w:color w:val="222222"/>
-                <w:sz w:val="20"/>
-                <w:szCs w:val="20"/>
-              </w:rPr>
-              <w:t>0.8364</w:t>
+            <w:shd w:val="clear" w:color="auto" w:fill="FFFFFF"/>
+            <w:tcMar>
+              <w:top w:w="80" w:type="dxa"/>
+              <w:left w:w="120" w:type="dxa"/>
+              <w:bottom w:w="80" w:type="dxa"/>
+              <w:right w:w="120" w:type="dxa"/>
+            </w:tcMar>
+            <w:vAlign w:val="center"/>
+          </w:tcPr>
+          <w:p>
+            <w:pPr>
+              <w:jc w:val="center"/>
+            </w:pPr>
+            <w:r>
+              <w:rPr>
+                <w:color w:val="222222"/>
+                <w:sz w:val="20"/>
+                <w:szCs w:val="20"/>
+              </w:rPr>
+              <w:t>0.8545</w:t>
             </w:r>
           </w:p>
         </w:tc>
@@ -5981,7 +5981,71 @@
               <w:bottom w:val="single" w:sz="1" w:space="0" w:color="CCCCCC"/>
               <w:right w:val="single" w:sz="1" w:space="0" w:color="CCCCCC"/>
             </w:tcBorders>
-            <w:shd w:val="clear" w:color="auto" w:fill="EBF3FB"/>
+            <w:shd w:val="clear" w:color="auto" w:fill="FFFFFF"/>
+            <w:tcMar>
+              <w:top w:w="80" w:type="dxa"/>
+              <w:left w:w="120" w:type="dxa"/>
+              <w:bottom w:w="80" w:type="dxa"/>
+              <w:right w:w="120" w:type="dxa"/>
+            </w:tcMar>
+            <w:vAlign w:val="center"/>
+          </w:tcPr>
+          <w:p>
+            <w:pPr>
+              <w:jc w:val="center"/>
+            </w:pPr>
+            <w:r>
+              <w:rPr>
+                <w:color w:val="222222"/>
+                <w:sz w:val="20"/>
+                <w:szCs w:val="20"/>
+              </w:rPr>
+              <w:t>0.8636</w:t>
+            </w:r>
+          </w:p>
+        </w:tc>
+        <w:tc>
+          <w:tcPr>
+            <w:tcW w:w="1500" w:type="dxa"/>
+            <w:tcBorders>
+              <w:top w:val="single" w:sz="1" w:space="0" w:color="CCCCCC"/>
+              <w:left w:val="single" w:sz="1" w:space="0" w:color="CCCCCC"/>
+              <w:bottom w:val="single" w:sz="1" w:space="0" w:color="CCCCCC"/>
+              <w:right w:val="single" w:sz="1" w:space="0" w:color="CCCCCC"/>
+            </w:tcBorders>
+            <w:shd w:val="clear" w:color="auto" w:fill="FFFFFF"/>
+            <w:tcMar>
+              <w:top w:w="80" w:type="dxa"/>
+              <w:left w:w="120" w:type="dxa"/>
+              <w:bottom w:w="80" w:type="dxa"/>
+              <w:right w:w="120" w:type="dxa"/>
+            </w:tcMar>
+            <w:vAlign w:val="center"/>
+          </w:tcPr>
+          <w:p>
+            <w:pPr>
+              <w:jc w:val="center"/>
+            </w:pPr>
+            <w:r>
+              <w:rPr>
+                <w:color w:val="222222"/>
+                <w:sz w:val="20"/>
+                <w:szCs w:val="20"/>
+              </w:rPr>
+              <w:t>0.7917</w:t>
+            </w:r>
+          </w:p>
+        </w:tc>
+        <w:tc>
+          <w:tcPr>
+            <w:tcW w:w="1560" w:type="dxa"/>
+            <w:tcBorders>
+              <w:top w:val="single" w:sz="1" w:space="0" w:color="CCCCCC"/>
+              <w:left w:val="single" w:sz="1" w:space="0" w:color="CCCCCC"/>
+              <w:bottom w:val="single" w:sz="1" w:space="0" w:color="CCCCCC"/>
+              <w:right w:val="single" w:sz="1" w:space="0" w:color="CCCCCC"/>
+            </w:tcBorders>
+            <w:shd w:val="clear" w:color="auto" w:fill="FFFFFF"/>
             <w:tcMar>
               <w:top w:w="80" w:type="dxa"/>
               <w:left w:w="120" w:type="dxa"/>
@@ -6001,70 +6065,6 @@
                 <w:szCs w:val="20"/>
               </w:rPr>
               <w:t>0.8261</w:t>
-            </w:r>
-          </w:p>
-        </w:tc>
-        <w:tc>
-          <w:tcPr>
-            <w:tcW w:w="1500" w:type="dxa"/>
-            <w:tcBorders>
-              <w:top w:val="single" w:sz="1" w:space="0" w:color="CCCCCC"/>
-              <w:left w:val="single" w:sz="1" w:space="0" w:color="CCCCCC"/>
-              <w:bottom w:val="single" w:sz="1" w:space="0" w:color="CCCCCC"/>
-              <w:right w:val="single" w:sz="1" w:space="0" w:color="CCCCCC"/>
-            </w:tcBorders>
-            <w:shd w:val="clear" w:color="auto" w:fill="EBF3FB"/>
-            <w:tcMar>
-              <w:top w:w="80" w:type="dxa"/>
-              <w:left w:w="120" w:type="dxa"/>
-              <w:bottom w:w="80" w:type="dxa"/>
-              <w:right w:w="120" w:type="dxa"/>
-            </w:tcMar>
-            <w:vAlign w:val="center"/>
-          </w:tcPr>
-          <w:p>
-            <w:pPr>
-              <w:jc w:val="center"/>
-            </w:pPr>
-            <w:r>
-              <w:rPr>
-                <w:color w:val="222222"/>
-                <w:sz w:val="20"/>
-                <w:szCs w:val="20"/>
-              </w:rPr>
-              <w:t>0.7917</w:t>
-            </w:r>
-          </w:p>
-        </w:tc>
-        <w:tc>
-          <w:tcPr>
-            <w:tcW w:w="1560" w:type="dxa"/>
-            <w:tcBorders>
-              <w:top w:val="single" w:sz="1" w:space="0" w:color="CCCCCC"/>
-              <w:left w:val="single" w:sz="1" w:space="0" w:color="CCCCCC"/>
-              <w:bottom w:val="single" w:sz="1" w:space="0" w:color="CCCCCC"/>
-              <w:right w:val="single" w:sz="1" w:space="0" w:color="CCCCCC"/>
-            </w:tcBorders>
-            <w:shd w:val="clear" w:color="auto" w:fill="EBF3FB"/>
-            <w:tcMar>
-              <w:top w:w="80" w:type="dxa"/>
-              <w:left w:w="120" w:type="dxa"/>
-              <w:bottom w:w="80" w:type="dxa"/>
-              <w:right w:w="120" w:type="dxa"/>
-            </w:tcMar>
-            <w:vAlign w:val="center"/>
-          </w:tcPr>
-          <w:p>
-            <w:pPr>
-              <w:jc w:val="center"/>
-            </w:pPr>
-            <w:r>
-              <w:rPr>
-                <w:color w:val="222222"/>
-                <w:sz w:val="20"/>
-                <w:szCs w:val="20"/>
-              </w:rPr>
-              <w:t>0.8085</w:t>
             </w:r>
           </w:p>
         </w:tc>
@@ -6079,23 +6079,23 @@
               <w:bottom w:val="single" w:sz="1" w:space="0" w:color="CCCCCC"/>
               <w:right w:val="single" w:sz="1" w:space="0" w:color="CCCCCC"/>
             </w:tcBorders>
-            <w:shd w:val="clear" w:color="auto" w:fill="FFFFFF"/>
-            <w:tcMar>
-              <w:top w:w="80" w:type="dxa"/>
-              <w:left w:w="120" w:type="dxa"/>
-              <w:bottom w:w="80" w:type="dxa"/>
-              <w:right w:w="120" w:type="dxa"/>
-            </w:tcMar>
-            <w:vAlign w:val="center"/>
-          </w:tcPr>
-          <w:p>
-            <w:r>
-              <w:rPr>
-                <w:color w:val="222222"/>
-                <w:sz w:val="20"/>
-                <w:szCs w:val="20"/>
-              </w:rPr>
-              <w:t>LR + RFECV</w:t>
+            <w:shd w:val="clear" w:color="auto" w:fill="EBF3FB"/>
+            <w:tcMar>
+              <w:top w:w="80" w:type="dxa"/>
+              <w:left w:w="120" w:type="dxa"/>
+              <w:bottom w:w="80" w:type="dxa"/>
+              <w:right w:w="120" w:type="dxa"/>
+            </w:tcMar>
+            <w:vAlign w:val="center"/>
+          </w:tcPr>
+          <w:p>
+            <w:r>
+              <w:rPr>
+                <w:color w:val="222222"/>
+                <w:sz w:val="20"/>
+                <w:szCs w:val="20"/>
+              </w:rPr>
+              <w:t>DT + RFECV (RF scout)</w:t>
             </w:r>
           </w:p>
         </w:tc>
@@ -6108,7 +6108,7 @@
               <w:bottom w:val="single" w:sz="1" w:space="0" w:color="CCCCCC"/>
               <w:right w:val="single" w:sz="1" w:space="0" w:color="CCCCCC"/>
             </w:tcBorders>
-            <w:shd w:val="clear" w:color="auto" w:fill="FFFFFF"/>
+            <w:shd w:val="clear" w:color="auto" w:fill="EBF3FB"/>
             <w:tcMar>
               <w:top w:w="80" w:type="dxa"/>
               <w:left w:w="120" w:type="dxa"/>
@@ -6140,7 +6140,7 @@
               <w:bottom w:val="single" w:sz="1" w:space="0" w:color="CCCCCC"/>
               <w:right w:val="single" w:sz="1" w:space="0" w:color="CCCCCC"/>
             </w:tcBorders>
-            <w:shd w:val="clear" w:color="auto" w:fill="FFFFFF"/>
+            <w:shd w:val="clear" w:color="auto" w:fill="EBF3FB"/>
             <w:tcMar>
               <w:top w:w="80" w:type="dxa"/>
               <w:left w:w="120" w:type="dxa"/>
@@ -6172,7 +6172,7 @@
               <w:bottom w:val="single" w:sz="1" w:space="0" w:color="CCCCCC"/>
               <w:right w:val="single" w:sz="1" w:space="0" w:color="CCCCCC"/>
             </w:tcBorders>
-            <w:shd w:val="clear" w:color="auto" w:fill="FFFFFF"/>
+            <w:shd w:val="clear" w:color="auto" w:fill="EBF3FB"/>
             <w:tcMar>
               <w:top w:w="80" w:type="dxa"/>
               <w:left w:w="120" w:type="dxa"/>
@@ -6204,7 +6204,7 @@
               <w:bottom w:val="single" w:sz="1" w:space="0" w:color="CCCCCC"/>
               <w:right w:val="single" w:sz="1" w:space="0" w:color="CCCCCC"/>
             </w:tcBorders>
-            <w:shd w:val="clear" w:color="auto" w:fill="FFFFFF"/>
+            <w:shd w:val="clear" w:color="auto" w:fill="EBF3FB"/>
             <w:tcMar>
               <w:top w:w="80" w:type="dxa"/>
               <w:left w:w="120" w:type="dxa"/>
@@ -6248,14 +6248,16 @@
             <w:vAlign w:val="center"/>
           </w:tcPr>
           <w:p>
-            <w:r>
-              <w:rPr>
-                <w:color w:val="222222"/>
-                <w:sz w:val="20"/>
-                <w:szCs w:val="20"/>
-              </w:rPr>
-              <w:t>SVM + RFECV</w:t>
-            </w:r>
+            <w:proofErr w:type="spellStart"/>
+            <w:r>
+              <w:rPr>
+                <w:color w:val="222222"/>
+                <w:sz w:val="20"/>
+                <w:szCs w:val="20"/>
+              </w:rPr>
+              <w:t>XGBoost</w:t>
+            </w:r>
+            <w:proofErr w:type="spellEnd"/>
           </w:p>
         </w:tc>
         <w:tc>
@@ -6286,7 +6288,7 @@
                 <w:sz w:val="20"/>
                 <w:szCs w:val="20"/>
               </w:rPr>
-              <w:t>0.8182</w:t>
+              <w:t>0.8364</w:t>
             </w:r>
           </w:p>
         </w:tc>
@@ -6318,13 +6320,45 @@
                 <w:sz w:val="20"/>
                 <w:szCs w:val="20"/>
               </w:rPr>
+              <w:t>0.8261</w:t>
+            </w:r>
+          </w:p>
+        </w:tc>
+        <w:tc>
+          <w:tcPr>
+            <w:tcW w:w="1500" w:type="dxa"/>
+            <w:tcBorders>
+              <w:top w:val="single" w:sz="1" w:space="0" w:color="CCCCCC"/>
+              <w:left w:val="single" w:sz="1" w:space="0" w:color="CCCCCC"/>
+              <w:bottom w:val="single" w:sz="1" w:space="0" w:color="CCCCCC"/>
+              <w:right w:val="single" w:sz="1" w:space="0" w:color="CCCCCC"/>
+            </w:tcBorders>
+            <w:shd w:val="clear" w:color="auto" w:fill="EBF3FB"/>
+            <w:tcMar>
+              <w:top w:w="80" w:type="dxa"/>
+              <w:left w:w="120" w:type="dxa"/>
+              <w:bottom w:w="80" w:type="dxa"/>
+              <w:right w:w="120" w:type="dxa"/>
+            </w:tcMar>
+            <w:vAlign w:val="center"/>
+          </w:tcPr>
+          <w:p>
+            <w:pPr>
+              <w:jc w:val="center"/>
+            </w:pPr>
+            <w:r>
+              <w:rPr>
+                <w:color w:val="222222"/>
+                <w:sz w:val="20"/>
+                <w:szCs w:val="20"/>
+              </w:rPr>
               <w:t>0.7917</w:t>
             </w:r>
           </w:p>
         </w:tc>
         <w:tc>
           <w:tcPr>
-            <w:tcW w:w="1500" w:type="dxa"/>
+            <w:tcW w:w="1560" w:type="dxa"/>
             <w:tcBorders>
               <w:top w:val="single" w:sz="1" w:space="0" w:color="CCCCCC"/>
               <w:left w:val="single" w:sz="1" w:space="0" w:color="CCCCCC"/>
@@ -6350,39 +6384,7 @@
                 <w:sz w:val="20"/>
                 <w:szCs w:val="20"/>
               </w:rPr>
-              <w:t>0.7917</w:t>
-            </w:r>
-          </w:p>
-        </w:tc>
-        <w:tc>
-          <w:tcPr>
-            <w:tcW w:w="1560" w:type="dxa"/>
-            <w:tcBorders>
-              <w:top w:val="single" w:sz="1" w:space="0" w:color="CCCCCC"/>
-              <w:left w:val="single" w:sz="1" w:space="0" w:color="CCCCCC"/>
-              <w:bottom w:val="single" w:sz="1" w:space="0" w:color="CCCCCC"/>
-              <w:right w:val="single" w:sz="1" w:space="0" w:color="CCCCCC"/>
-            </w:tcBorders>
-            <w:shd w:val="clear" w:color="auto" w:fill="EBF3FB"/>
-            <w:tcMar>
-              <w:top w:w="80" w:type="dxa"/>
-              <w:left w:w="120" w:type="dxa"/>
-              <w:bottom w:w="80" w:type="dxa"/>
-              <w:right w:w="120" w:type="dxa"/>
-            </w:tcMar>
-            <w:vAlign w:val="center"/>
-          </w:tcPr>
-          <w:p>
-            <w:pPr>
-              <w:jc w:val="center"/>
-            </w:pPr>
-            <w:r>
-              <w:rPr>
-                <w:color w:val="222222"/>
-                <w:sz w:val="20"/>
-                <w:szCs w:val="20"/>
-              </w:rPr>
-              <w:t>0.7917</w:t>
+              <w:t>0.8085</w:t>
             </w:r>
           </w:p>
         </w:tc>
@@ -6413,7 +6415,7 @@
                 <w:sz w:val="20"/>
                 <w:szCs w:val="20"/>
               </w:rPr>
-              <w:t>SVM</w:t>
+              <w:t>Logistic Regression</w:t>
             </w:r>
           </w:p>
         </w:tc>
@@ -6445,7 +6447,7 @@
                 <w:sz w:val="20"/>
                 <w:szCs w:val="20"/>
               </w:rPr>
-              <w:t>0.8182</w:t>
+              <w:t>0.8364</w:t>
             </w:r>
           </w:p>
         </w:tc>
@@ -6477,13 +6479,45 @@
                 <w:sz w:val="20"/>
                 <w:szCs w:val="20"/>
               </w:rPr>
+              <w:t>0.8261</w:t>
+            </w:r>
+          </w:p>
+        </w:tc>
+        <w:tc>
+          <w:tcPr>
+            <w:tcW w:w="1500" w:type="dxa"/>
+            <w:tcBorders>
+              <w:top w:val="single" w:sz="1" w:space="0" w:color="CCCCCC"/>
+              <w:left w:val="single" w:sz="1" w:space="0" w:color="CCCCCC"/>
+              <w:bottom w:val="single" w:sz="1" w:space="0" w:color="CCCCCC"/>
+              <w:right w:val="single" w:sz="1" w:space="0" w:color="CCCCCC"/>
+            </w:tcBorders>
+            <w:shd w:val="clear" w:color="auto" w:fill="FFFFFF"/>
+            <w:tcMar>
+              <w:top w:w="80" w:type="dxa"/>
+              <w:left w:w="120" w:type="dxa"/>
+              <w:bottom w:w="80" w:type="dxa"/>
+              <w:right w:w="120" w:type="dxa"/>
+            </w:tcMar>
+            <w:vAlign w:val="center"/>
+          </w:tcPr>
+          <w:p>
+            <w:pPr>
+              <w:jc w:val="center"/>
+            </w:pPr>
+            <w:r>
+              <w:rPr>
+                <w:color w:val="222222"/>
+                <w:sz w:val="20"/>
+                <w:szCs w:val="20"/>
+              </w:rPr>
               <w:t>0.7917</w:t>
             </w:r>
           </w:p>
         </w:tc>
         <w:tc>
           <w:tcPr>
-            <w:tcW w:w="1500" w:type="dxa"/>
+            <w:tcW w:w="1560" w:type="dxa"/>
             <w:tcBorders>
               <w:top w:val="single" w:sz="1" w:space="0" w:color="CCCCCC"/>
               <w:left w:val="single" w:sz="1" w:space="0" w:color="CCCCCC"/>
@@ -6509,39 +6543,7 @@
                 <w:sz w:val="20"/>
                 <w:szCs w:val="20"/>
               </w:rPr>
-              <w:t>0.7917</w:t>
-            </w:r>
-          </w:p>
-        </w:tc>
-        <w:tc>
-          <w:tcPr>
-            <w:tcW w:w="1560" w:type="dxa"/>
-            <w:tcBorders>
-              <w:top w:val="single" w:sz="1" w:space="0" w:color="CCCCCC"/>
-              <w:left w:val="single" w:sz="1" w:space="0" w:color="CCCCCC"/>
-              <w:bottom w:val="single" w:sz="1" w:space="0" w:color="CCCCCC"/>
-              <w:right w:val="single" w:sz="1" w:space="0" w:color="CCCCCC"/>
-            </w:tcBorders>
-            <w:shd w:val="clear" w:color="auto" w:fill="FFFFFF"/>
-            <w:tcMar>
-              <w:top w:w="80" w:type="dxa"/>
-              <w:left w:w="120" w:type="dxa"/>
-              <w:bottom w:w="80" w:type="dxa"/>
-              <w:right w:w="120" w:type="dxa"/>
-            </w:tcMar>
-            <w:vAlign w:val="center"/>
-          </w:tcPr>
-          <w:p>
-            <w:pPr>
-              <w:jc w:val="center"/>
-            </w:pPr>
-            <w:r>
-              <w:rPr>
-                <w:color w:val="222222"/>
-                <w:sz w:val="20"/>
-                <w:szCs w:val="20"/>
-              </w:rPr>
-              <w:t>0.7917</w:t>
+              <w:t>0.8085</w:t>
             </w:r>
           </w:p>
         </w:tc>
@@ -6572,7 +6574,7 @@
                 <w:sz w:val="20"/>
                 <w:szCs w:val="20"/>
               </w:rPr>
-              <w:t>DT + RFECV (RF scout)</w:t>
+              <w:t>SVM + RFECV</w:t>
             </w:r>
           </w:p>
         </w:tc>
@@ -6604,7 +6606,7 @@
                 <w:sz w:val="20"/>
                 <w:szCs w:val="20"/>
               </w:rPr>
-              <w:t>0.8545</w:t>
+              <w:t>0.8182</w:t>
             </w:r>
           </w:p>
         </w:tc>
@@ -6636,7 +6638,7 @@
                 <w:sz w:val="20"/>
                 <w:szCs w:val="20"/>
               </w:rPr>
-              <w:t>0.8636</w:t>
+              <w:t>0.7917</w:t>
             </w:r>
           </w:p>
         </w:tc>
@@ -6700,7 +6702,7 @@
                 <w:sz w:val="20"/>
                 <w:szCs w:val="20"/>
               </w:rPr>
-              <w:t>0.8261</w:t>
+              <w:t>0.7917</w:t>
             </w:r>
           </w:p>
         </w:tc>
@@ -6731,7 +6733,7 @@
                 <w:sz w:val="20"/>
                 <w:szCs w:val="20"/>
               </w:rPr>
-              <w:t>DT + RFECV</w:t>
+              <w:t>SVM</w:t>
             </w:r>
           </w:p>
         </w:tc>
@@ -6763,7 +6765,7 @@
                 <w:sz w:val="20"/>
                 <w:szCs w:val="20"/>
               </w:rPr>
-              <w:t>0.6909</w:t>
+              <w:t>0.8182</w:t>
             </w:r>
           </w:p>
         </w:tc>
@@ -6795,7 +6797,7 @@
                 <w:sz w:val="20"/>
                 <w:szCs w:val="20"/>
               </w:rPr>
-              <w:t>0.6296</w:t>
+              <w:t>0.7917</w:t>
             </w:r>
           </w:p>
         </w:tc>
@@ -6827,7 +6829,7 @@
                 <w:sz w:val="20"/>
                 <w:szCs w:val="20"/>
               </w:rPr>
-              <w:t>0.7083</w:t>
+              <w:t>0.7917</w:t>
             </w:r>
           </w:p>
         </w:tc>
@@ -6859,7 +6861,7 @@
                 <w:sz w:val="20"/>
                 <w:szCs w:val="20"/>
               </w:rPr>
-              <w:t>0.6667</w:t>
+              <w:t>0.7917</w:t>
             </w:r>
           </w:p>
         </w:tc>
@@ -7049,7 +7051,7 @@
                 <w:sz w:val="20"/>
                 <w:szCs w:val="20"/>
               </w:rPr>
-              <w:t>Logistic Regression</w:t>
+              <w:t>DT + RFECV</w:t>
             </w:r>
           </w:p>
         </w:tc>
@@ -7081,7 +7083,7 @@
                 <w:sz w:val="20"/>
                 <w:szCs w:val="20"/>
               </w:rPr>
-              <w:t>0.8364</w:t>
+              <w:t>0.6909</w:t>
             </w:r>
           </w:p>
         </w:tc>
@@ -7113,7 +7115,7 @@
                 <w:sz w:val="20"/>
                 <w:szCs w:val="20"/>
               </w:rPr>
-              <w:t>0.8261</w:t>
+              <w:t>0.6296</w:t>
             </w:r>
           </w:p>
         </w:tc>
@@ -7145,7 +7147,7 @@
                 <w:sz w:val="20"/>
                 <w:szCs w:val="20"/>
               </w:rPr>
-              <w:t>0.7917</w:t>
+              <w:t>0.7083</w:t>
             </w:r>
           </w:p>
         </w:tc>
@@ -7177,7 +7179,7 @@
                 <w:sz w:val="20"/>
                 <w:szCs w:val="20"/>
               </w:rPr>
-              <w:t>0.8085</w:t>
+              <w:t>0.6667</w:t>
             </w:r>
           </w:p>
         </w:tc>
